--- a/reports/recibo.docx
+++ b/reports/recibo.docx
@@ -26,14 +26,17 @@
         <w:tblLook w:val="04A0" w:firstRow="1" w:lastRow="0" w:firstColumn="1" w:lastColumn="0" w:noHBand="0" w:noVBand="1"/>
       </w:tblPr>
       <w:tblGrid>
-        <w:gridCol w:w="4962"/>
-        <w:gridCol w:w="1701"/>
-        <w:gridCol w:w="4274"/>
+        <w:gridCol w:w="3544"/>
+        <w:gridCol w:w="3402"/>
+        <w:gridCol w:w="3991"/>
       </w:tblGrid>
       <w:tr>
+        <w:trPr>
+          <w:trHeight w:val="602"/>
+        </w:trPr>
         <w:tc>
           <w:tcPr>
-            <w:tcW w:w="4962" w:type="dxa"/>
+            <w:tcW w:w="3544" w:type="dxa"/>
             <w:tcBorders>
               <w:top w:val="nil"/>
               <w:left w:val="nil"/>
@@ -71,7 +74,7 @@
                 <w:szCs w:val="26"/>
                 <w:lang w:val="es-BO"/>
               </w:rPr>
-              <w:t>RECIBO DE INGRESO OFICIAL</w:t>
+              <w:t xml:space="preserve">RECIBO DE INGRESO </w:t>
             </w:r>
           </w:p>
           <w:p>
@@ -86,6 +89,53 @@
                 <w:bCs/>
                 <w:i/>
                 <w:iCs/>
+                <w:color w:val="3C765C"/>
+                <w:sz w:val="28"/>
+                <w:szCs w:val="26"/>
+                <w:lang w:val="es-BO"/>
+              </w:rPr>
+            </w:pPr>
+            <w:r>
+              <w:rPr>
+                <w:rFonts w:ascii="Calibri" w:hAnsi="Calibri"/>
+                <w:b/>
+                <w:bCs/>
+                <w:i/>
+                <w:iCs/>
+                <w:color w:val="3C765C"/>
+                <w:sz w:val="28"/>
+                <w:szCs w:val="26"/>
+                <w:lang w:val="es-BO"/>
+              </w:rPr>
+              <w:t>OFICIAL</w:t>
+            </w:r>
+            <w:r>
+              <w:rPr>
+                <w:rFonts w:ascii="Calibri" w:hAnsi="Calibri"/>
+                <w:b/>
+                <w:bCs/>
+                <w:i/>
+                <w:iCs/>
+                <w:color w:val="3C765C"/>
+                <w:sz w:val="28"/>
+                <w:szCs w:val="26"/>
+                <w:lang w:val="es-BO"/>
+              </w:rPr>
+              <w:t xml:space="preserve"> APORTES</w:t>
+            </w:r>
+          </w:p>
+          <w:p>
+            <w:pPr>
+              <w:pStyle w:val="Standard"/>
+              <w:tabs>
+                <w:tab w:val="left" w:pos="7200"/>
+              </w:tabs>
+              <w:rPr>
+                <w:rFonts w:ascii="Calibri" w:hAnsi="Calibri"/>
+                <w:b/>
+                <w:bCs/>
+                <w:i/>
+                <w:iCs/>
                 <w:sz w:val="20"/>
                 <w:szCs w:val="20"/>
                 <w:lang w:val="es-BO"/>
@@ -95,7 +145,7 @@
         </w:tc>
         <w:tc>
           <w:tcPr>
-            <w:tcW w:w="1701" w:type="dxa"/>
+            <w:tcW w:w="3402" w:type="dxa"/>
             <w:tcBorders>
               <w:left w:val="single" w:sz="4" w:space="0" w:color="auto"/>
             </w:tcBorders>
@@ -126,21 +176,21 @@
                 <w:bCs/>
                 <w:i/>
                 <w:iCs/>
-                <w:sz w:val="18"/>
-                <w:szCs w:val="18"/>
-                <w:lang w:val="es-BO"/>
-              </w:rPr>
-              <w:t>LUGAR Y FECHA</w:t>
+                <w:color w:val="595959" w:themeColor="text1" w:themeTint="A6"/>
+                <w:sz w:val="20"/>
+                <w:szCs w:val="20"/>
+                <w:lang w:val="es-BO"/>
+              </w:rPr>
+              <w:t>FECHA Y HORA DE EMISIÓN</w:t>
             </w:r>
           </w:p>
         </w:tc>
         <w:tc>
           <w:tcPr>
-            <w:tcW w:w="4274" w:type="dxa"/>
+            <w:tcW w:w="3991" w:type="dxa"/>
             <w:tcBorders>
               <w:left w:val="single" w:sz="4" w:space="0" w:color="auto"/>
             </w:tcBorders>
-            <w:shd w:val="clear" w:color="auto" w:fill="D9D9D9" w:themeFill="background1" w:themeFillShade="D9"/>
             <w:vAlign w:val="center"/>
           </w:tcPr>
           <w:p>
@@ -152,10 +202,6 @@
               <w:jc w:val="center"/>
               <w:rPr>
                 <w:rFonts w:ascii="Calibri" w:hAnsi="Calibri"/>
-                <w:b/>
-                <w:bCs/>
-                <w:i/>
-                <w:iCs/>
                 <w:sz w:val="20"/>
                 <w:szCs w:val="20"/>
                 <w:lang w:val="es-BO"/>
@@ -164,54 +210,55 @@
             <w:r>
               <w:rPr>
                 <w:rFonts w:ascii="Calibri" w:hAnsi="Calibri"/>
-                <w:b/>
-                <w:bCs/>
                 <w:sz w:val="20"/>
                 <w:szCs w:val="20"/>
                 <w:lang w:val="es-BO"/>
               </w:rPr>
-              <w:t xml:space="preserve">La Paz , </w:t>
-            </w:r>
-            <w:r>
-              <w:rPr>
-                <w:rFonts w:ascii="Calibri" w:hAnsi="Calibri"/>
-                <w:b/>
-                <w:bCs/>
+              <w:t xml:space="preserve">La </w:t>
+            </w:r>
+            <w:r>
+              <w:rPr>
+                <w:rFonts w:ascii="Calibri" w:hAnsi="Calibri"/>
                 <w:sz w:val="20"/>
                 <w:szCs w:val="20"/>
                 <w:lang w:val="es-BO"/>
               </w:rPr>
-              <w:t>{</w:t>
-            </w:r>
-            <w:proofErr w:type="spellStart"/>
-            <w:r>
-              <w:rPr>
-                <w:rFonts w:ascii="Calibri" w:hAnsi="Calibri"/>
-                <w:b/>
-                <w:bCs/>
+              <w:t>Paz,</w:t>
+            </w:r>
+            <w:r>
+              <w:rPr>
+                <w:rFonts w:ascii="Calibri" w:hAnsi="Calibri"/>
                 <w:sz w:val="20"/>
                 <w:szCs w:val="20"/>
                 <w:lang w:val="es-BO"/>
               </w:rPr>
-              <w:t>d.</w:t>
-            </w:r>
-            <w:r>
-              <w:rPr>
-                <w:rFonts w:ascii="Calibri" w:hAnsi="Calibri"/>
-                <w:b/>
-                <w:bCs/>
+              <w:t xml:space="preserve"> {</w:t>
+            </w:r>
+            <w:proofErr w:type="spellStart"/>
+            <w:proofErr w:type="gramStart"/>
+            <w:r>
+              <w:rPr>
+                <w:rFonts w:ascii="Calibri" w:hAnsi="Calibri"/>
                 <w:sz w:val="20"/>
                 <w:szCs w:val="20"/>
                 <w:lang w:val="es-BO"/>
               </w:rPr>
-              <w:t>pago.fecha_pago</w:t>
+              <w:t>d.reporte</w:t>
+            </w:r>
+            <w:proofErr w:type="gramEnd"/>
+            <w:r>
+              <w:rPr>
+                <w:rFonts w:ascii="Calibri" w:hAnsi="Calibri"/>
+                <w:sz w:val="20"/>
+                <w:szCs w:val="20"/>
+                <w:lang w:val="es-BO"/>
+              </w:rPr>
+              <w:t>.fecha_hora_generacion</w:t>
             </w:r>
             <w:proofErr w:type="spellEnd"/>
             <w:r>
               <w:rPr>
                 <w:rFonts w:ascii="Calibri" w:hAnsi="Calibri"/>
-                <w:b/>
-                <w:bCs/>
                 <w:sz w:val="20"/>
                 <w:szCs w:val="20"/>
                 <w:lang w:val="es-BO"/>
@@ -227,7 +274,7 @@
         </w:trPr>
         <w:tc>
           <w:tcPr>
-            <w:tcW w:w="4962" w:type="dxa"/>
+            <w:tcW w:w="3544" w:type="dxa"/>
             <w:vAlign w:val="center"/>
           </w:tcPr>
           <w:p>
@@ -258,15 +305,14 @@
                 <w:szCs w:val="20"/>
                 <w:lang w:val="es-BO"/>
               </w:rPr>
-              <w:t>SE RECIBIO DE</w:t>
+              <w:t>FECHA DE PAGO</w:t>
             </w:r>
           </w:p>
         </w:tc>
         <w:tc>
           <w:tcPr>
-            <w:tcW w:w="5975" w:type="dxa"/>
+            <w:tcW w:w="7393" w:type="dxa"/>
             <w:gridSpan w:val="2"/>
-            <w:shd w:val="clear" w:color="auto" w:fill="E7E6E6" w:themeFill="background2"/>
             <w:vAlign w:val="center"/>
           </w:tcPr>
           <w:p>
@@ -277,56 +323,48 @@
               </w:tabs>
               <w:rPr>
                 <w:rFonts w:ascii="Calibri" w:hAnsi="Calibri"/>
-                <w:b/>
-                <w:bCs/>
                 <w:color w:val="595959" w:themeColor="text1" w:themeTint="A6"/>
-                <w:sz w:val="18"/>
-                <w:szCs w:val="18"/>
+                <w:sz w:val="22"/>
+                <w:szCs w:val="22"/>
                 <w:lang w:val="es-BO"/>
               </w:rPr>
             </w:pPr>
             <w:r>
               <w:rPr>
                 <w:rFonts w:ascii="Calibri" w:hAnsi="Calibri"/>
-                <w:b/>
-                <w:bCs/>
-                <w:sz w:val="18"/>
-                <w:szCs w:val="18"/>
+                <w:sz w:val="22"/>
+                <w:szCs w:val="22"/>
                 <w:lang w:val="es-BO"/>
               </w:rPr>
               <w:t>{</w:t>
             </w:r>
             <w:proofErr w:type="spellStart"/>
-            <w:r>
-              <w:rPr>
-                <w:rFonts w:ascii="Calibri" w:hAnsi="Calibri"/>
-                <w:b/>
-                <w:bCs/>
-                <w:sz w:val="18"/>
-                <w:szCs w:val="18"/>
-                <w:lang w:val="es-BO"/>
-              </w:rPr>
-              <w:t>d.pago.empresa</w:t>
-            </w:r>
-            <w:r>
-              <w:rPr>
-                <w:rFonts w:ascii="Calibri" w:hAnsi="Calibri"/>
-                <w:b/>
-                <w:bCs/>
-                <w:sz w:val="18"/>
-                <w:szCs w:val="18"/>
-                <w:lang w:val="es-BO"/>
-              </w:rPr>
-              <w:t>.nombre</w:t>
+            <w:proofErr w:type="gramStart"/>
+            <w:r>
+              <w:rPr>
+                <w:rFonts w:ascii="Calibri" w:hAnsi="Calibri"/>
+                <w:sz w:val="22"/>
+                <w:szCs w:val="22"/>
+                <w:lang w:val="es-BO"/>
+              </w:rPr>
+              <w:t>d.pago</w:t>
+            </w:r>
+            <w:proofErr w:type="gramEnd"/>
+            <w:r>
+              <w:rPr>
+                <w:rFonts w:ascii="Calibri" w:hAnsi="Calibri"/>
+                <w:sz w:val="22"/>
+                <w:szCs w:val="22"/>
+                <w:lang w:val="es-BO"/>
+              </w:rPr>
+              <w:t>.fecha_pago</w:t>
             </w:r>
             <w:proofErr w:type="spellEnd"/>
             <w:r>
               <w:rPr>
                 <w:rFonts w:ascii="Calibri" w:hAnsi="Calibri"/>
-                <w:b/>
-                <w:bCs/>
-                <w:sz w:val="18"/>
-                <w:szCs w:val="18"/>
+                <w:sz w:val="22"/>
+                <w:szCs w:val="22"/>
                 <w:lang w:val="es-BO"/>
               </w:rPr>
               <w:t>}</w:t>
@@ -336,11 +374,11 @@
       </w:tr>
       <w:tr>
         <w:trPr>
-          <w:trHeight w:val="413"/>
+          <w:trHeight w:val="408"/>
         </w:trPr>
         <w:tc>
           <w:tcPr>
-            <w:tcW w:w="4962" w:type="dxa"/>
+            <w:tcW w:w="3544" w:type="dxa"/>
             <w:vAlign w:val="center"/>
           </w:tcPr>
           <w:p>
@@ -353,6 +391,8 @@
                 <w:rFonts w:ascii="Calibri" w:hAnsi="Calibri"/>
                 <w:b/>
                 <w:bCs/>
+                <w:i/>
+                <w:iCs/>
                 <w:color w:val="595959" w:themeColor="text1" w:themeTint="A6"/>
                 <w:sz w:val="20"/>
                 <w:szCs w:val="20"/>
@@ -371,15 +411,14 @@
                 <w:szCs w:val="20"/>
                 <w:lang w:val="es-BO"/>
               </w:rPr>
-              <w:t>LA SUMA DE</w:t>
+              <w:t>SE RECIBIO DE</w:t>
             </w:r>
           </w:p>
         </w:tc>
         <w:tc>
           <w:tcPr>
-            <w:tcW w:w="5975" w:type="dxa"/>
+            <w:tcW w:w="7393" w:type="dxa"/>
             <w:gridSpan w:val="2"/>
-            <w:shd w:val="clear" w:color="auto" w:fill="E7E6E6" w:themeFill="background2"/>
             <w:vAlign w:val="center"/>
           </w:tcPr>
           <w:p>
@@ -390,106 +429,58 @@
               </w:tabs>
               <w:rPr>
                 <w:rFonts w:ascii="Calibri" w:hAnsi="Calibri"/>
-                <w:b/>
-                <w:bCs/>
-                <w:sz w:val="18"/>
-                <w:szCs w:val="18"/>
+                <w:sz w:val="22"/>
+                <w:szCs w:val="22"/>
                 <w:lang w:val="es-BO"/>
               </w:rPr>
             </w:pPr>
             <w:r>
               <w:rPr>
                 <w:rFonts w:ascii="Calibri" w:hAnsi="Calibri"/>
-                <w:b/>
-                <w:bCs/>
-                <w:sz w:val="18"/>
-                <w:szCs w:val="18"/>
+                <w:sz w:val="22"/>
+                <w:szCs w:val="22"/>
                 <w:lang w:val="es-BO"/>
               </w:rPr>
               <w:t>{</w:t>
             </w:r>
             <w:proofErr w:type="spellStart"/>
-            <w:r>
-              <w:rPr>
-                <w:rFonts w:ascii="Calibri" w:hAnsi="Calibri"/>
-                <w:b/>
-                <w:bCs/>
-                <w:sz w:val="18"/>
-                <w:szCs w:val="18"/>
-                <w:lang w:val="es-BO"/>
-              </w:rPr>
-              <w:t>d.pago.monto_pagado</w:t>
+            <w:proofErr w:type="gramStart"/>
+            <w:r>
+              <w:rPr>
+                <w:rFonts w:ascii="Calibri" w:hAnsi="Calibri"/>
+                <w:sz w:val="22"/>
+                <w:szCs w:val="22"/>
+                <w:lang w:val="es-BO"/>
+              </w:rPr>
+              <w:t>d.pago</w:t>
+            </w:r>
+            <w:proofErr w:type="gramEnd"/>
+            <w:r>
+              <w:rPr>
+                <w:rFonts w:ascii="Calibri" w:hAnsi="Calibri"/>
+                <w:sz w:val="22"/>
+                <w:szCs w:val="22"/>
+                <w:lang w:val="es-BO"/>
+              </w:rPr>
+              <w:t>.</w:t>
+            </w:r>
+            <w:proofErr w:type="gramStart"/>
+            <w:r>
+              <w:rPr>
+                <w:rFonts w:ascii="Calibri" w:hAnsi="Calibri"/>
+                <w:sz w:val="22"/>
+                <w:szCs w:val="22"/>
+                <w:lang w:val="es-BO"/>
+              </w:rPr>
+              <w:t>empresa.nombre</w:t>
             </w:r>
             <w:proofErr w:type="spellEnd"/>
-            <w:r>
-              <w:rPr>
-                <w:rFonts w:ascii="Calibri" w:hAnsi="Calibri"/>
-                <w:b/>
-                <w:bCs/>
-                <w:sz w:val="18"/>
-                <w:szCs w:val="18"/>
-                <w:lang w:val="es-BO"/>
-              </w:rPr>
-              <w:t>}</w:t>
-            </w:r>
-            <w:r>
-              <w:rPr>
-                <w:rFonts w:ascii="Calibri" w:hAnsi="Calibri"/>
-                <w:b/>
-                <w:bCs/>
-                <w:sz w:val="18"/>
-                <w:szCs w:val="18"/>
-                <w:lang w:val="es-BO"/>
-              </w:rPr>
-              <w:t xml:space="preserve"> Bs</w:t>
-            </w:r>
-          </w:p>
-          <w:p>
-            <w:pPr>
-              <w:pStyle w:val="Standard"/>
-              <w:tabs>
-                <w:tab w:val="left" w:pos="7200"/>
-              </w:tabs>
-              <w:rPr>
-                <w:rFonts w:ascii="Calibri" w:hAnsi="Calibri"/>
-                <w:i/>
-                <w:iCs/>
-                <w:sz w:val="18"/>
-                <w:szCs w:val="18"/>
-                <w:lang w:val="es-BO"/>
-              </w:rPr>
-            </w:pPr>
-            <w:r>
-              <w:rPr>
-                <w:rFonts w:ascii="Calibri" w:hAnsi="Calibri"/>
-                <w:i/>
-                <w:iCs/>
-                <w:sz w:val="16"/>
-                <w:szCs w:val="16"/>
-                <w:lang w:val="es-BO"/>
-              </w:rPr>
-              <w:t>{</w:t>
-            </w:r>
-            <w:proofErr w:type="spellStart"/>
-            <w:r>
-              <w:rPr>
-                <w:rFonts w:ascii="Calibri" w:hAnsi="Calibri"/>
-                <w:i/>
-                <w:iCs/>
-                <w:sz w:val="16"/>
-                <w:szCs w:val="16"/>
-                <w:lang w:val="es-BO"/>
-              </w:rPr>
-              <w:t>d.pago.monto_pagado_literal</w:t>
-            </w:r>
-            <w:proofErr w:type="spellEnd"/>
-            <w:r>
-              <w:rPr>
-                <w:rFonts w:ascii="Calibri" w:hAnsi="Calibri"/>
-                <w:i/>
-                <w:iCs/>
-                <w:sz w:val="16"/>
-                <w:szCs w:val="16"/>
+            <w:proofErr w:type="gramEnd"/>
+            <w:r>
+              <w:rPr>
+                <w:rFonts w:ascii="Calibri" w:hAnsi="Calibri"/>
+                <w:sz w:val="22"/>
+                <w:szCs w:val="22"/>
                 <w:lang w:val="es-BO"/>
               </w:rPr>
               <w:t>}</w:t>
@@ -499,11 +490,12 @@
       </w:tr>
       <w:tr>
         <w:trPr>
-          <w:trHeight w:val="562"/>
+          <w:trHeight w:val="270"/>
         </w:trPr>
         <w:tc>
           <w:tcPr>
-            <w:tcW w:w="4962" w:type="dxa"/>
+            <w:tcW w:w="3544" w:type="dxa"/>
+            <w:vMerge w:val="restart"/>
             <w:vAlign w:val="center"/>
           </w:tcPr>
           <w:p>
@@ -534,15 +526,14 @@
                 <w:szCs w:val="20"/>
                 <w:lang w:val="es-BO"/>
               </w:rPr>
-              <w:t>POR CONCEPTO DE</w:t>
+              <w:t>LA SUMA DE</w:t>
             </w:r>
           </w:p>
         </w:tc>
         <w:tc>
           <w:tcPr>
-            <w:tcW w:w="5975" w:type="dxa"/>
+            <w:tcW w:w="7393" w:type="dxa"/>
             <w:gridSpan w:val="2"/>
-            <w:shd w:val="clear" w:color="auto" w:fill="E7E6E6" w:themeFill="background2"/>
             <w:vAlign w:val="center"/>
           </w:tcPr>
           <w:p>
@@ -553,49 +544,93 @@
               </w:tabs>
               <w:rPr>
                 <w:rFonts w:ascii="Calibri" w:hAnsi="Calibri"/>
-                <w:b/>
-                <w:bCs/>
-                <w:sz w:val="18"/>
-                <w:szCs w:val="18"/>
+                <w:sz w:val="22"/>
+                <w:szCs w:val="22"/>
                 <w:lang w:val="es-BO"/>
               </w:rPr>
             </w:pPr>
             <w:r>
               <w:rPr>
                 <w:rFonts w:ascii="Calibri" w:hAnsi="Calibri"/>
-                <w:b/>
-                <w:bCs/>
-                <w:sz w:val="18"/>
-                <w:szCs w:val="18"/>
+                <w:sz w:val="22"/>
+                <w:szCs w:val="22"/>
                 <w:lang w:val="es-BO"/>
               </w:rPr>
               <w:t>{</w:t>
             </w:r>
             <w:proofErr w:type="spellStart"/>
-            <w:r>
-              <w:rPr>
-                <w:rFonts w:ascii="Calibri" w:hAnsi="Calibri"/>
-                <w:b/>
-                <w:bCs/>
-                <w:sz w:val="18"/>
-                <w:szCs w:val="18"/>
-                <w:lang w:val="es-BO"/>
-              </w:rPr>
-              <w:t>d.pago.monto_observaciones</w:t>
+            <w:proofErr w:type="gramStart"/>
+            <w:r>
+              <w:rPr>
+                <w:rFonts w:ascii="Calibri" w:hAnsi="Calibri"/>
+                <w:sz w:val="22"/>
+                <w:szCs w:val="22"/>
+                <w:lang w:val="es-BO"/>
+              </w:rPr>
+              <w:t>d.pago</w:t>
+            </w:r>
+            <w:proofErr w:type="gramEnd"/>
+            <w:r>
+              <w:rPr>
+                <w:rFonts w:ascii="Calibri" w:hAnsi="Calibri"/>
+                <w:sz w:val="22"/>
+                <w:szCs w:val="22"/>
+                <w:lang w:val="es-BO"/>
+              </w:rPr>
+              <w:t>.monto_</w:t>
+            </w:r>
+            <w:proofErr w:type="gramStart"/>
+            <w:r>
+              <w:rPr>
+                <w:rFonts w:ascii="Calibri" w:hAnsi="Calibri"/>
+                <w:sz w:val="22"/>
+                <w:szCs w:val="22"/>
+                <w:lang w:val="es-BO"/>
+              </w:rPr>
+              <w:t>pagado</w:t>
             </w:r>
             <w:proofErr w:type="spellEnd"/>
             <w:r>
               <w:rPr>
                 <w:rFonts w:ascii="Calibri" w:hAnsi="Calibri"/>
-                <w:b/>
-                <w:bCs/>
-                <w:sz w:val="18"/>
-                <w:szCs w:val="18"/>
-                <w:lang w:val="es-BO"/>
-              </w:rPr>
-              <w:t xml:space="preserve"> }</w:t>
-            </w:r>
+                <w:sz w:val="22"/>
+                <w:szCs w:val="22"/>
+                <w:lang w:val="es-BO"/>
+              </w:rPr>
+              <w:t>}</w:t>
+            </w:r>
+            <w:r>
+              <w:rPr>
+                <w:rFonts w:ascii="Calibri" w:hAnsi="Calibri"/>
+                <w:sz w:val="22"/>
+                <w:szCs w:val="22"/>
+                <w:lang w:val="es-BO"/>
+              </w:rPr>
+              <w:t xml:space="preserve"> </w:t>
+            </w:r>
+            <w:r>
+              <w:rPr>
+                <w:rFonts w:ascii="Calibri" w:hAnsi="Calibri"/>
+                <w:sz w:val="22"/>
+                <w:szCs w:val="22"/>
+                <w:lang w:val="es-BO"/>
+              </w:rPr>
+              <w:t xml:space="preserve"> Bs</w:t>
+            </w:r>
+            <w:proofErr w:type="gramEnd"/>
           </w:p>
+        </w:tc>
+      </w:tr>
+      <w:tr>
+        <w:trPr>
+          <w:trHeight w:val="270"/>
+        </w:trPr>
+        <w:tc>
+          <w:tcPr>
+            <w:tcW w:w="3544" w:type="dxa"/>
+            <w:vMerge/>
+            <w:vAlign w:val="center"/>
+          </w:tcPr>
           <w:p>
             <w:pPr>
               <w:pStyle w:val="Standard"/>
@@ -606,11 +641,205 @@
                 <w:rFonts w:ascii="Calibri" w:hAnsi="Calibri"/>
                 <w:b/>
                 <w:bCs/>
-                <w:sz w:val="18"/>
-                <w:szCs w:val="18"/>
+                <w:i/>
+                <w:iCs/>
+                <w:color w:val="595959" w:themeColor="text1" w:themeTint="A6"/>
+                <w:sz w:val="20"/>
+                <w:szCs w:val="20"/>
                 <w:lang w:val="es-BO"/>
               </w:rPr>
             </w:pPr>
+          </w:p>
+        </w:tc>
+        <w:tc>
+          <w:tcPr>
+            <w:tcW w:w="7393" w:type="dxa"/>
+            <w:gridSpan w:val="2"/>
+            <w:vAlign w:val="center"/>
+          </w:tcPr>
+          <w:p>
+            <w:pPr>
+              <w:pStyle w:val="Standard"/>
+              <w:tabs>
+                <w:tab w:val="left" w:pos="7200"/>
+              </w:tabs>
+              <w:rPr>
+                <w:rFonts w:ascii="Calibri" w:hAnsi="Calibri"/>
+                <w:b/>
+                <w:bCs/>
+                <w:sz w:val="22"/>
+                <w:szCs w:val="22"/>
+                <w:lang w:val="es-BO"/>
+              </w:rPr>
+            </w:pPr>
+            <w:r>
+              <w:rPr>
+                <w:rFonts w:ascii="Calibri" w:hAnsi="Calibri"/>
+                <w:b/>
+                <w:bCs/>
+                <w:i/>
+                <w:iCs/>
+                <w:sz w:val="20"/>
+                <w:szCs w:val="20"/>
+                <w:lang w:val="es-BO"/>
+              </w:rPr>
+              <w:t>{</w:t>
+            </w:r>
+            <w:proofErr w:type="spellStart"/>
+            <w:proofErr w:type="gramStart"/>
+            <w:r>
+              <w:rPr>
+                <w:rFonts w:ascii="Calibri" w:hAnsi="Calibri"/>
+                <w:b/>
+                <w:bCs/>
+                <w:i/>
+                <w:iCs/>
+                <w:sz w:val="20"/>
+                <w:szCs w:val="20"/>
+                <w:lang w:val="es-BO"/>
+              </w:rPr>
+              <w:t>d.pago</w:t>
+            </w:r>
+            <w:proofErr w:type="gramEnd"/>
+            <w:r>
+              <w:rPr>
+                <w:rFonts w:ascii="Calibri" w:hAnsi="Calibri"/>
+                <w:b/>
+                <w:bCs/>
+                <w:i/>
+                <w:iCs/>
+                <w:sz w:val="20"/>
+                <w:szCs w:val="20"/>
+                <w:lang w:val="es-BO"/>
+              </w:rPr>
+              <w:t>.monto_pagado_literal</w:t>
+            </w:r>
+            <w:proofErr w:type="spellEnd"/>
+            <w:r>
+              <w:rPr>
+                <w:rFonts w:ascii="Calibri" w:hAnsi="Calibri"/>
+                <w:b/>
+                <w:bCs/>
+                <w:i/>
+                <w:iCs/>
+                <w:sz w:val="20"/>
+                <w:szCs w:val="20"/>
+                <w:lang w:val="es-BO"/>
+              </w:rPr>
+              <w:t>}</w:t>
+            </w:r>
+          </w:p>
+        </w:tc>
+      </w:tr>
+      <w:tr>
+        <w:trPr>
+          <w:trHeight w:val="1013"/>
+        </w:trPr>
+        <w:tc>
+          <w:tcPr>
+            <w:tcW w:w="3544" w:type="dxa"/>
+            <w:vAlign w:val="center"/>
+          </w:tcPr>
+          <w:p>
+            <w:pPr>
+              <w:pStyle w:val="Standard"/>
+              <w:tabs>
+                <w:tab w:val="left" w:pos="7200"/>
+              </w:tabs>
+              <w:rPr>
+                <w:rFonts w:ascii="Calibri" w:hAnsi="Calibri"/>
+                <w:b/>
+                <w:bCs/>
+                <w:color w:val="595959" w:themeColor="text1" w:themeTint="A6"/>
+                <w:sz w:val="20"/>
+                <w:szCs w:val="20"/>
+                <w:lang w:val="es-BO"/>
+              </w:rPr>
+            </w:pPr>
+            <w:r>
+              <w:rPr>
+                <w:rFonts w:ascii="Calibri" w:hAnsi="Calibri"/>
+                <w:b/>
+                <w:bCs/>
+                <w:i/>
+                <w:iCs/>
+                <w:color w:val="595959" w:themeColor="text1" w:themeTint="A6"/>
+                <w:sz w:val="20"/>
+                <w:szCs w:val="20"/>
+                <w:lang w:val="es-BO"/>
+              </w:rPr>
+              <w:t>OBSERVACIONES</w:t>
+            </w:r>
+          </w:p>
+        </w:tc>
+        <w:tc>
+          <w:tcPr>
+            <w:tcW w:w="7393" w:type="dxa"/>
+            <w:gridSpan w:val="2"/>
+            <w:vAlign w:val="center"/>
+          </w:tcPr>
+          <w:p>
+            <w:pPr>
+              <w:pStyle w:val="Standard"/>
+              <w:tabs>
+                <w:tab w:val="left" w:pos="7200"/>
+              </w:tabs>
+              <w:rPr>
+                <w:rFonts w:ascii="Calibri" w:hAnsi="Calibri"/>
+                <w:sz w:val="22"/>
+                <w:szCs w:val="22"/>
+                <w:lang w:val="es-BO"/>
+              </w:rPr>
+            </w:pPr>
+            <w:r>
+              <w:rPr>
+                <w:rFonts w:ascii="Calibri" w:hAnsi="Calibri"/>
+                <w:sz w:val="22"/>
+                <w:szCs w:val="22"/>
+                <w:lang w:val="es-BO"/>
+              </w:rPr>
+              <w:t>{</w:t>
+            </w:r>
+            <w:proofErr w:type="spellStart"/>
+            <w:proofErr w:type="gramStart"/>
+            <w:r>
+              <w:rPr>
+                <w:rFonts w:ascii="Calibri" w:hAnsi="Calibri"/>
+                <w:sz w:val="22"/>
+                <w:szCs w:val="22"/>
+                <w:lang w:val="es-BO"/>
+              </w:rPr>
+              <w:t>d.pago</w:t>
+            </w:r>
+            <w:proofErr w:type="gramEnd"/>
+            <w:r>
+              <w:rPr>
+                <w:rFonts w:ascii="Calibri" w:hAnsi="Calibri"/>
+                <w:sz w:val="22"/>
+                <w:szCs w:val="22"/>
+                <w:lang w:val="es-BO"/>
+              </w:rPr>
+              <w:t>.</w:t>
+            </w:r>
+            <w:r>
+              <w:rPr>
+                <w:rFonts w:ascii="Calibri" w:hAnsi="Calibri"/>
+                <w:sz w:val="22"/>
+                <w:szCs w:val="22"/>
+                <w:lang w:val="es-BO"/>
+              </w:rPr>
+              <w:t>observaciones</w:t>
+            </w:r>
+            <w:proofErr w:type="spellEnd"/>
+            <w:r>
+              <w:rPr>
+                <w:rFonts w:ascii="Calibri" w:hAnsi="Calibri"/>
+                <w:sz w:val="22"/>
+                <w:szCs w:val="22"/>
+                <w:lang w:val="es-BO"/>
+              </w:rPr>
+              <w:t>}</w:t>
+            </w:r>
           </w:p>
         </w:tc>
       </w:tr>
@@ -620,7 +849,7 @@
         </w:trPr>
         <w:tc>
           <w:tcPr>
-            <w:tcW w:w="4962" w:type="dxa"/>
+            <w:tcW w:w="3544" w:type="dxa"/>
             <w:vAlign w:val="center"/>
           </w:tcPr>
           <w:p>
@@ -643,7 +872,7 @@
         </w:tc>
         <w:tc>
           <w:tcPr>
-            <w:tcW w:w="5975" w:type="dxa"/>
+            <w:tcW w:w="7393" w:type="dxa"/>
             <w:gridSpan w:val="2"/>
             <w:vAlign w:val="center"/>
           </w:tcPr>
@@ -669,7 +898,7 @@
       <w:tr>
         <w:tc>
           <w:tcPr>
-            <w:tcW w:w="4962" w:type="dxa"/>
+            <w:tcW w:w="3544" w:type="dxa"/>
           </w:tcPr>
           <w:p>
             <w:pPr>
@@ -698,13 +927,39 @@
                 <w:szCs w:val="16"/>
                 <w:lang w:val="es-BO"/>
               </w:rPr>
-              <w:t>FIRMA Y SELLO  DE CAJERO</w:t>
+              <w:t xml:space="preserve">FIRMA Y </w:t>
+            </w:r>
+            <w:proofErr w:type="gramStart"/>
+            <w:r>
+              <w:rPr>
+                <w:rFonts w:ascii="Calibri" w:hAnsi="Calibri"/>
+                <w:b/>
+                <w:bCs/>
+                <w:color w:val="595959" w:themeColor="text1" w:themeTint="A6"/>
+                <w:sz w:val="16"/>
+                <w:szCs w:val="16"/>
+                <w:lang w:val="es-BO"/>
+              </w:rPr>
+              <w:t>SELLO  DE</w:t>
+            </w:r>
+            <w:proofErr w:type="gramEnd"/>
+            <w:r>
+              <w:rPr>
+                <w:rFonts w:ascii="Calibri" w:hAnsi="Calibri"/>
+                <w:b/>
+                <w:bCs/>
+                <w:color w:val="595959" w:themeColor="text1" w:themeTint="A6"/>
+                <w:sz w:val="16"/>
+                <w:szCs w:val="16"/>
+                <w:lang w:val="es-BO"/>
+              </w:rPr>
+              <w:t xml:space="preserve"> CAJERO</w:t>
             </w:r>
           </w:p>
         </w:tc>
         <w:tc>
           <w:tcPr>
-            <w:tcW w:w="5975" w:type="dxa"/>
+            <w:tcW w:w="7393" w:type="dxa"/>
             <w:gridSpan w:val="2"/>
           </w:tcPr>
           <w:p>
@@ -911,8 +1166,10 @@
       </w:r>
     </w:p>
     <w:sectPr>
-      <w:headerReference w:type="default" r:id="rId7"/>
-      <w:footerReference w:type="default" r:id="rId8"/>
+      <w:headerReference w:type="even" r:id="rId7"/>
+      <w:headerReference w:type="default" r:id="rId8"/>
+      <w:footerReference w:type="default" r:id="rId9"/>
+      <w:headerReference w:type="first" r:id="rId10"/>
       <w:pgSz w:w="12240" w:h="15840"/>
       <w:pgMar w:top="720" w:right="598" w:bottom="720" w:left="700" w:header="142" w:footer="720" w:gutter="0"/>
       <w:cols w:space="720"/>
@@ -976,6 +1233,46 @@
 
 <file path=word/header1.xml><?xml version="1.0" encoding="utf-8"?>
 <w:hdr xmlns:wpc="http://schemas.microsoft.com/office/word/2010/wordprocessingCanvas" xmlns:cx="http://schemas.microsoft.com/office/drawing/2014/chartex" xmlns:cx1="http://schemas.microsoft.com/office/drawing/2015/9/8/chartex" xmlns:cx2="http://schemas.microsoft.com/office/drawing/2015/10/21/chartex" xmlns:cx3="http://schemas.microsoft.com/office/drawing/2016/5/9/chartex" xmlns:cx4="http://schemas.microsoft.com/office/drawing/2016/5/10/chartex" xmlns:cx5="http://schemas.microsoft.com/office/drawing/2016/5/11/chartex" xmlns:cx6="http://schemas.microsoft.com/office/drawing/2016/5/12/chartex" xmlns:cx7="http://schemas.microsoft.com/office/drawing/2016/5/13/chartex" xmlns:cx8="http://schemas.microsoft.com/office/drawing/2016/5/14/chartex" xmlns:mc="http://schemas.openxmlformats.org/markup-compatibility/2006" xmlns:aink="http://schemas.microsoft.com/office/drawing/2016/ink" xmlns:am3d="http://schemas.microsoft.com/office/drawing/2017/model3d" xmlns:o="urn:schemas-microsoft-com:office:office" xmlns:oel="http://schemas.microsoft.com/office/2019/extlst" xmlns:r="http://schemas.openxmlformats.org/officeDocument/2006/relationships" xmlns:m="http://schemas.openxmlformats.org/officeDocument/2006/math" xmlns:v="urn:schemas-microsoft-com:vml" xmlns:wp14="http://schemas.microsoft.com/office/word/2010/wordprocessingDrawing" xmlns:wp="http://schemas.openxmlformats.org/drawingml/2006/wordprocessingDrawing" xmlns:w10="urn:schemas-microsoft-com:office:word" xmlns:w="http://schemas.openxmlformats.org/wordprocessingml/2006/main" xmlns:w14="http://schemas.microsoft.com/office/word/2010/wordml" xmlns:w15="http://schemas.microsoft.com/office/word/2012/wordml" xmlns:w16cex="http://schemas.microsoft.com/office/word/2018/wordml/cex" xmlns:w16cid="http://schemas.microsoft.com/office/word/2016/wordml/cid" xmlns:w16="http://schemas.microsoft.com/office/word/2018/wordml" xmlns:w16du="http://schemas.microsoft.com/office/word/2023/wordml/word16du" xmlns:w16sdtdh="http://schemas.microsoft.com/office/word/2020/wordml/sdtdatahash" xmlns:w16sdtfl="http://schemas.microsoft.com/office/word/2024/wordml/sdtformatlock" xmlns:w16se="http://schemas.microsoft.com/office/word/2015/wordml/symex" xmlns:wpg="http://schemas.microsoft.com/office/word/2010/wordprocessingGroup" xmlns:wpi="http://schemas.microsoft.com/office/word/2010/wordprocessingInk" xmlns:wne="http://schemas.microsoft.com/office/word/2006/wordml" xmlns:wps="http://schemas.microsoft.com/office/word/2010/wordprocessingShape" mc:Ignorable="w14 w15 w16se w16cid w16 w16cex w16sdtdh w16sdtfl w16du wp14">
+  <w:p>
+    <w:pPr>
+      <w:pStyle w:val="Encabezado"/>
+    </w:pPr>
+    <w:r>
+      <w:rPr>
+        <w:noProof/>
+      </w:rPr>
+      <w:pict w14:anchorId="3F708C2A">
+        <v:shapetype id="_x0000_t75" coordsize="21600,21600" o:spt="75" o:preferrelative="t" path="m@4@5l@4@11@9@11@9@5xe" filled="f" stroked="f">
+          <v:stroke joinstyle="miter"/>
+          <v:formulas>
+            <v:f eqn="if lineDrawn pixelLineWidth 0"/>
+            <v:f eqn="sum @0 1 0"/>
+            <v:f eqn="sum 0 0 @1"/>
+            <v:f eqn="prod @2 1 2"/>
+            <v:f eqn="prod @3 21600 pixelWidth"/>
+            <v:f eqn="prod @3 21600 pixelHeight"/>
+            <v:f eqn="sum @0 0 1"/>
+            <v:f eqn="prod @6 1 2"/>
+            <v:f eqn="prod @7 21600 pixelWidth"/>
+            <v:f eqn="sum @8 21600 0"/>
+            <v:f eqn="prod @7 21600 pixelHeight"/>
+            <v:f eqn="sum @10 21600 0"/>
+          </v:formulas>
+          <v:path o:extrusionok="f" gradientshapeok="t" o:connecttype="rect"/>
+          <o:lock v:ext="edit" aspectratio="t"/>
+        </v:shapetype>
+        <v:shape id="WordPictureWatermark25740407" o:spid="_x0000_s1032" type="#_x0000_t75" style="position:absolute;margin-left:0;margin-top:0;width:594.85pt;height:597.35pt;z-index:-251652096;mso-position-horizontal:center;mso-position-horizontal-relative:margin;mso-position-vertical:center;mso-position-vertical-relative:margin" o:allowincell="f">
+          <v:imagedata r:id="rId1" o:title="circle-cbes02" gain="19661f" blacklevel="22938f"/>
+          <w10:wrap anchorx="margin" anchory="margin"/>
+        </v:shape>
+      </w:pict>
+    </w:r>
+  </w:p>
+</w:hdr>
+</file>
+
+<file path=word/header2.xml><?xml version="1.0" encoding="utf-8"?>
+<w:hdr xmlns:wpc="http://schemas.microsoft.com/office/word/2010/wordprocessingCanvas" xmlns:cx="http://schemas.microsoft.com/office/drawing/2014/chartex" xmlns:cx1="http://schemas.microsoft.com/office/drawing/2015/9/8/chartex" xmlns:cx2="http://schemas.microsoft.com/office/drawing/2015/10/21/chartex" xmlns:cx3="http://schemas.microsoft.com/office/drawing/2016/5/9/chartex" xmlns:cx4="http://schemas.microsoft.com/office/drawing/2016/5/10/chartex" xmlns:cx5="http://schemas.microsoft.com/office/drawing/2016/5/11/chartex" xmlns:cx6="http://schemas.microsoft.com/office/drawing/2016/5/12/chartex" xmlns:cx7="http://schemas.microsoft.com/office/drawing/2016/5/13/chartex" xmlns:cx8="http://schemas.microsoft.com/office/drawing/2016/5/14/chartex" xmlns:mc="http://schemas.openxmlformats.org/markup-compatibility/2006" xmlns:aink="http://schemas.microsoft.com/office/drawing/2016/ink" xmlns:am3d="http://schemas.microsoft.com/office/drawing/2017/model3d" xmlns:o="urn:schemas-microsoft-com:office:office" xmlns:oel="http://schemas.microsoft.com/office/2019/extlst" xmlns:r="http://schemas.openxmlformats.org/officeDocument/2006/relationships" xmlns:m="http://schemas.openxmlformats.org/officeDocument/2006/math" xmlns:v="urn:schemas-microsoft-com:vml" xmlns:wp14="http://schemas.microsoft.com/office/word/2010/wordprocessingDrawing" xmlns:wp="http://schemas.openxmlformats.org/drawingml/2006/wordprocessingDrawing" xmlns:w10="urn:schemas-microsoft-com:office:word" xmlns:w="http://schemas.openxmlformats.org/wordprocessingml/2006/main" xmlns:w14="http://schemas.microsoft.com/office/word/2010/wordml" xmlns:w15="http://schemas.microsoft.com/office/word/2012/wordml" xmlns:w16cex="http://schemas.microsoft.com/office/word/2018/wordml/cex" xmlns:w16cid="http://schemas.microsoft.com/office/word/2016/wordml/cid" xmlns:w16="http://schemas.microsoft.com/office/word/2018/wordml" xmlns:w16du="http://schemas.microsoft.com/office/word/2023/wordml/word16du" xmlns:w16sdtdh="http://schemas.microsoft.com/office/word/2020/wordml/sdtdatahash" xmlns:w16sdtfl="http://schemas.microsoft.com/office/word/2024/wordml/sdtformatlock" xmlns:w16se="http://schemas.microsoft.com/office/word/2015/wordml/symex" xmlns:wpg="http://schemas.microsoft.com/office/word/2010/wordprocessingGroup" xmlns:wpi="http://schemas.microsoft.com/office/word/2010/wordprocessingInk" xmlns:wne="http://schemas.microsoft.com/office/word/2006/wordml" xmlns:wps="http://schemas.microsoft.com/office/word/2010/wordprocessingShape" mc:Ignorable="w14 w15 w16se w16cid w16 w16cex w16sdtdh w16sdtfl w16du wp14">
   <w:tbl>
     <w:tblPr>
       <w:tblW w:w="11199" w:type="dxa"/>
@@ -999,7 +1296,6 @@
       <w:tc>
         <w:tcPr>
           <w:tcW w:w="1565" w:type="dxa"/>
-          <w:shd w:val="clear" w:color="auto" w:fill="auto"/>
           <w:tcMar>
             <w:top w:w="0" w:type="dxa"/>
             <w:left w:w="108" w:type="dxa"/>
@@ -1012,6 +1308,36 @@
             <w:pStyle w:val="Encabezado"/>
             <w:jc w:val="center"/>
           </w:pPr>
+          <w:r>
+            <w:rPr>
+              <w:noProof/>
+            </w:rPr>
+            <w:pict w14:anchorId="20AD8B3E">
+              <v:shapetype id="_x0000_t75" coordsize="21600,21600" o:spt="75" o:preferrelative="t" path="m@4@5l@4@11@9@11@9@5xe" filled="f" stroked="f">
+                <v:stroke joinstyle="miter"/>
+                <v:formulas>
+                  <v:f eqn="if lineDrawn pixelLineWidth 0"/>
+                  <v:f eqn="sum @0 1 0"/>
+                  <v:f eqn="sum 0 0 @1"/>
+                  <v:f eqn="prod @2 1 2"/>
+                  <v:f eqn="prod @3 21600 pixelWidth"/>
+                  <v:f eqn="prod @3 21600 pixelHeight"/>
+                  <v:f eqn="sum @0 0 1"/>
+                  <v:f eqn="prod @6 1 2"/>
+                  <v:f eqn="prod @7 21600 pixelWidth"/>
+                  <v:f eqn="sum @8 21600 0"/>
+                  <v:f eqn="prod @7 21600 pixelHeight"/>
+                  <v:f eqn="sum @10 21600 0"/>
+                </v:formulas>
+                <v:path o:extrusionok="f" gradientshapeok="t" o:connecttype="rect"/>
+                <o:lock v:ext="edit" aspectratio="t"/>
+              </v:shapetype>
+              <v:shape id="WordPictureWatermark25740408" o:spid="_x0000_s1033" type="#_x0000_t75" style="position:absolute;left:0;text-align:left;margin-left:20.75pt;margin-top:29pt;width:510.2pt;height:491.15pt;z-index:-251651072;mso-position-horizontal-relative:margin;mso-position-vertical-relative:margin" o:allowincell="f">
+                <v:imagedata r:id="rId1" o:title="circle-cbes02" gain="19661f" blacklevel="22938f"/>
+                <w10:wrap anchorx="margin" anchory="margin"/>
+              </v:shape>
+            </w:pict>
+          </w:r>
           <w:r>
             <w:rPr>
               <w:noProof/>
@@ -1038,7 +1364,7 @@
                         <pic:cNvPicPr/>
                       </pic:nvPicPr>
                       <pic:blipFill>
-                        <a:blip r:embed="rId1">
+                        <a:blip r:embed="rId2">
                           <a:lum/>
                           <a:alphaModFix/>
                         </a:blip>
@@ -1095,8 +1421,8 @@
               <w:b/>
               <w:bCs/>
               <w:color w:val="006650"/>
-              <w:sz w:val="28"/>
-              <w:szCs w:val="28"/>
+              <w:sz w:val="36"/>
+              <w:szCs w:val="36"/>
               <w:lang w:val="es-BO"/>
               <w14:shadow w14:blurRad="0" w14:dist="17957" w14:dir="2700000" w14:sx="100000" w14:sy="100000" w14:kx="0" w14:ky="0" w14:algn="b">
                 <w14:srgbClr w14:val="000000"/>
@@ -1109,8 +1435,8 @@
               <w:b/>
               <w:bCs/>
               <w:color w:val="006650"/>
-              <w:sz w:val="28"/>
-              <w:szCs w:val="28"/>
+              <w:sz w:val="36"/>
+              <w:szCs w:val="36"/>
               <w:lang w:val="es-BO"/>
               <w14:shadow w14:blurRad="0" w14:dist="17957" w14:dir="2700000" w14:sx="100000" w14:sy="100000" w14:kx="0" w14:ky="0" w14:algn="b">
                 <w14:srgbClr w14:val="000000"/>
@@ -1127,8 +1453,8 @@
               <w:rFonts w:ascii="Cascadia Code SemiBold" w:hAnsi="Cascadia Code SemiBold" w:cs="Calibri"/>
               <w:b/>
               <w:bCs/>
-              <w:sz w:val="14"/>
-              <w:szCs w:val="14"/>
+              <w:sz w:val="18"/>
+              <w:szCs w:val="18"/>
               <w:lang w:val="es-BO"/>
               <w14:shadow w14:blurRad="0" w14:dist="17957" w14:dir="2700000" w14:sx="100000" w14:sy="100000" w14:kx="0" w14:ky="0" w14:algn="b">
                 <w14:srgbClr w14:val="000000"/>
@@ -1140,8 +1466,8 @@
               <w:rFonts w:ascii="Cascadia Code SemiBold" w:hAnsi="Cascadia Code SemiBold" w:cs="Calibri"/>
               <w:b/>
               <w:bCs/>
-              <w:sz w:val="14"/>
-              <w:szCs w:val="14"/>
+              <w:sz w:val="18"/>
+              <w:szCs w:val="18"/>
               <w:lang w:val="es-BO"/>
               <w14:shadow w14:blurRad="0" w14:dist="17957" w14:dir="2700000" w14:sx="100000" w14:sy="100000" w14:kx="0" w14:ky="0" w14:algn="b">
                 <w14:srgbClr w14:val="000000"/>
@@ -1158,8 +1484,8 @@
               <w:rFonts w:ascii="Cascadia Code SemiBold" w:hAnsi="Cascadia Code SemiBold" w:cs="Calibri"/>
               <w:b/>
               <w:bCs/>
-              <w:sz w:val="14"/>
-              <w:szCs w:val="14"/>
+              <w:sz w:val="18"/>
+              <w:szCs w:val="18"/>
               <w:lang w:val="es-BO"/>
               <w14:shadow w14:blurRad="0" w14:dist="17957" w14:dir="2700000" w14:sx="100000" w14:sy="100000" w14:kx="0" w14:ky="0" w14:algn="b">
                 <w14:srgbClr w14:val="000000"/>
@@ -1171,44 +1497,14 @@
               <w:rFonts w:ascii="Cascadia Code SemiBold" w:hAnsi="Cascadia Code SemiBold" w:cs="Calibri"/>
               <w:b/>
               <w:bCs/>
-              <w:sz w:val="14"/>
-              <w:szCs w:val="14"/>
+              <w:sz w:val="18"/>
+              <w:szCs w:val="18"/>
               <w:lang w:val="es-BO"/>
               <w14:shadow w14:blurRad="0" w14:dist="17957" w14:dir="2700000" w14:sx="100000" w14:sy="100000" w14:kx="0" w14:ky="0" w14:algn="b">
                 <w14:srgbClr w14:val="000000"/>
               </w14:shadow>
             </w:rPr>
-            <w:t xml:space="preserve">Calle panamá </w:t>
-          </w:r>
-          <w:proofErr w:type="spellStart"/>
-          <w:r>
-            <w:rPr>
-              <w:rFonts w:ascii="Cascadia Code SemiBold" w:hAnsi="Cascadia Code SemiBold" w:cs="Calibri"/>
-              <w:b/>
-              <w:bCs/>
-              <w:sz w:val="14"/>
-              <w:szCs w:val="14"/>
-              <w:lang w:val="es-BO"/>
-              <w14:shadow w14:blurRad="0" w14:dist="17957" w14:dir="2700000" w14:sx="100000" w14:sy="100000" w14:kx="0" w14:ky="0" w14:algn="b">
-                <w14:srgbClr w14:val="000000"/>
-              </w14:shadow>
-            </w:rPr>
-            <w:t>N°</w:t>
-          </w:r>
-          <w:proofErr w:type="spellEnd"/>
-          <w:r>
-            <w:rPr>
-              <w:rFonts w:ascii="Cascadia Code SemiBold" w:hAnsi="Cascadia Code SemiBold" w:cs="Calibri"/>
-              <w:b/>
-              <w:bCs/>
-              <w:sz w:val="14"/>
-              <w:szCs w:val="14"/>
-              <w:lang w:val="es-BO"/>
-              <w14:shadow w14:blurRad="0" w14:dist="17957" w14:dir="2700000" w14:sx="100000" w14:sy="100000" w14:kx="0" w14:ky="0" w14:algn="b">
-                <w14:srgbClr w14:val="000000"/>
-              </w14:shadow>
-            </w:rPr>
-            <w:t xml:space="preserve"> 1162 (Miraflores)</w:t>
+            <w:t>Calle panamá N° 1162 (Miraflores)</w:t>
           </w:r>
         </w:p>
         <w:p>
@@ -1219,8 +1515,8 @@
               <w:rFonts w:ascii="Cascadia Code SemiBold" w:hAnsi="Cascadia Code SemiBold" w:cs="Calibri"/>
               <w:b/>
               <w:bCs/>
-              <w:sz w:val="14"/>
-              <w:szCs w:val="14"/>
+              <w:sz w:val="18"/>
+              <w:szCs w:val="18"/>
               <w:lang w:val="es-BO"/>
               <w14:shadow w14:blurRad="0" w14:dist="17957" w14:dir="2700000" w14:sx="100000" w14:sy="100000" w14:kx="0" w14:ky="0" w14:algn="b">
                 <w14:srgbClr w14:val="000000"/>
@@ -1232,8 +1528,8 @@
               <w:rFonts w:ascii="Cascadia Code SemiBold" w:hAnsi="Cascadia Code SemiBold" w:cs="Calibri"/>
               <w:b/>
               <w:bCs/>
-              <w:sz w:val="14"/>
-              <w:szCs w:val="14"/>
+              <w:sz w:val="18"/>
+              <w:szCs w:val="18"/>
               <w:lang w:val="es-BO"/>
               <w14:shadow w14:blurRad="0" w14:dist="17957" w14:dir="2700000" w14:sx="100000" w14:sy="100000" w14:kx="0" w14:ky="0" w14:algn="b">
                 <w14:srgbClr w14:val="000000"/>
@@ -1250,8 +1546,8 @@
               <w:rFonts w:ascii="Cascadia Code SemiBold" w:hAnsi="Cascadia Code SemiBold" w:cs="Calibri"/>
               <w:b/>
               <w:bCs/>
-              <w:sz w:val="14"/>
-              <w:szCs w:val="14"/>
+              <w:sz w:val="18"/>
+              <w:szCs w:val="18"/>
               <w:lang w:val="es-BO"/>
               <w14:shadow w14:blurRad="0" w14:dist="17957" w14:dir="2700000" w14:sx="100000" w14:sy="100000" w14:kx="0" w14:ky="0" w14:algn="b">
                 <w14:srgbClr w14:val="000000"/>
@@ -1263,8 +1559,8 @@
               <w:rFonts w:ascii="Cascadia Code SemiBold" w:hAnsi="Cascadia Code SemiBold" w:cs="Calibri"/>
               <w:b/>
               <w:bCs/>
-              <w:sz w:val="14"/>
-              <w:szCs w:val="14"/>
+              <w:sz w:val="18"/>
+              <w:szCs w:val="18"/>
               <w:lang w:val="es-BO"/>
               <w14:shadow w14:blurRad="0" w14:dist="17957" w14:dir="2700000" w14:sx="100000" w14:sy="100000" w14:kx="0" w14:ky="0" w14:algn="b">
                 <w14:srgbClr w14:val="000000"/>
@@ -1281,15 +1577,15 @@
               <w:rFonts w:ascii="Cascadia Code SemiBold" w:hAnsi="Cascadia Code SemiBold" w:cs="Calibri"/>
               <w:b/>
               <w:bCs/>
-              <w:sz w:val="14"/>
-              <w:szCs w:val="14"/>
+              <w:sz w:val="18"/>
+              <w:szCs w:val="18"/>
               <w:lang w:val="es-BO"/>
               <w14:shadow w14:blurRad="0" w14:dist="17957" w14:dir="2700000" w14:sx="100000" w14:sy="100000" w14:kx="0" w14:ky="0" w14:algn="b">
                 <w14:srgbClr w14:val="000000"/>
               </w14:shadow>
             </w:rPr>
           </w:pPr>
-          <w:hyperlink r:id="rId2" w:history="1">
+          <w:hyperlink r:id="rId3" w:history="1">
             <w:r>
               <w:rPr>
                 <w:rStyle w:val="Hipervnculo"/>
@@ -1297,8 +1593,8 @@
                 <w:b/>
                 <w:bCs/>
                 <w:color w:val="auto"/>
-                <w:sz w:val="14"/>
-                <w:szCs w:val="14"/>
+                <w:sz w:val="18"/>
+                <w:szCs w:val="18"/>
                 <w:lang w:val="es-BO"/>
                 <w14:shadow w14:blurRad="0" w14:dist="17957" w14:dir="2700000" w14:sx="100000" w14:sy="100000" w14:kx="0" w14:ky="0" w14:algn="b">
                   <w14:srgbClr w14:val="000000"/>
@@ -1321,8 +1617,8 @@
               <w:rFonts w:ascii="Cascadia Code SemiBold" w:hAnsi="Cascadia Code SemiBold" w:cs="Calibri"/>
               <w:b/>
               <w:bCs/>
-              <w:sz w:val="14"/>
-              <w:szCs w:val="14"/>
+              <w:sz w:val="18"/>
+              <w:szCs w:val="18"/>
               <w:lang w:val="es-BO"/>
               <w14:shadow w14:blurRad="0" w14:dist="17957" w14:dir="2700000" w14:sx="100000" w14:sy="100000" w14:kx="0" w14:ky="0" w14:algn="b">
                 <w14:srgbClr w14:val="000000"/>
@@ -1333,8 +1629,8 @@
           <w:r>
             <w:rPr>
               <w:rFonts w:ascii="Cascadia Code SemiBold" w:hAnsi="Cascadia Code SemiBold" w:cs="Calibri"/>
-              <w:sz w:val="14"/>
-              <w:szCs w:val="14"/>
+              <w:sz w:val="18"/>
+              <w:szCs w:val="18"/>
               <w:lang w:val="es-BO"/>
               <w14:shadow w14:blurRad="0" w14:dist="17957" w14:dir="2700000" w14:sx="100000" w14:sy="100000" w14:kx="0" w14:ky="0" w14:algn="b">
                 <w14:srgbClr w14:val="000000"/>
@@ -1360,19 +1656,22 @@
             <w:pStyle w:val="Encabezado"/>
             <w:rPr>
               <w:rFonts w:ascii="Calibri" w:hAnsi="Calibri" w:cs="Calibri"/>
+              <w:i/>
+              <w:iCs/>
               <w:color w:val="006650"/>
-              <w:sz w:val="16"/>
-              <w:szCs w:val="16"/>
+              <w:sz w:val="22"/>
+              <w:szCs w:val="22"/>
               <w:lang w:val="es-BO"/>
               <w14:shadow w14:blurRad="0" w14:dist="17957" w14:dir="2700000" w14:sx="100000" w14:sy="100000" w14:kx="0" w14:ky="0" w14:algn="b">
                 <w14:srgbClr w14:val="000000"/>
               </w14:shadow>
             </w:rPr>
           </w:pPr>
-          <w:proofErr w:type="spellStart"/>
           <w:r>
             <w:rPr>
               <w:rFonts w:ascii="Calibri" w:hAnsi="Calibri" w:cs="Calibri"/>
+              <w:i/>
+              <w:iCs/>
               <w:color w:val="006650"/>
               <w:sz w:val="22"/>
               <w:szCs w:val="22"/>
@@ -1383,10 +1682,11 @@
             </w:rPr>
             <w:t>N°</w:t>
           </w:r>
-          <w:proofErr w:type="spellEnd"/>
           <w:r>
             <w:rPr>
               <w:rFonts w:ascii="Calibri" w:hAnsi="Calibri" w:cs="Calibri"/>
+              <w:i/>
+              <w:iCs/>
               <w:color w:val="006650"/>
               <w:sz w:val="22"/>
               <w:szCs w:val="22"/>
@@ -1395,12 +1695,13 @@
                 <w14:srgbClr w14:val="000000"/>
               </w14:shadow>
             </w:rPr>
-            <w:t xml:space="preserve"> {</w:t>
+            <w:t xml:space="preserve"> DE RECIBO</w:t>
           </w:r>
-          <w:proofErr w:type="spellStart"/>
           <w:r>
             <w:rPr>
               <w:rFonts w:ascii="Calibri" w:hAnsi="Calibri" w:cs="Calibri"/>
+              <w:i/>
+              <w:iCs/>
               <w:color w:val="006650"/>
               <w:sz w:val="22"/>
               <w:szCs w:val="22"/>
@@ -1409,13 +1710,93 @@
                 <w14:srgbClr w14:val="000000"/>
               </w14:shadow>
             </w:rPr>
-            <w:t>d.planilla.com_nro</w:t>
+            <w:t xml:space="preserve">: </w:t>
+          </w:r>
+          <w:r>
+            <w:rPr>
+              <w:rFonts w:ascii="Calibri" w:hAnsi="Calibri" w:cs="Calibri"/>
+              <w:i/>
+              <w:iCs/>
+              <w:color w:val="767171" w:themeColor="background2" w:themeShade="80"/>
+              <w:sz w:val="22"/>
+              <w:szCs w:val="22"/>
+              <w:lang w:val="es-BO"/>
+              <w14:shadow w14:blurRad="0" w14:dist="17957" w14:dir="2700000" w14:sx="100000" w14:sy="100000" w14:kx="0" w14:ky="0" w14:algn="b">
+                <w14:srgbClr w14:val="000000"/>
+              </w14:shadow>
+            </w:rPr>
+            <w:t>{</w:t>
+          </w:r>
+          <w:proofErr w:type="spellStart"/>
+          <w:proofErr w:type="gramStart"/>
+          <w:r>
+            <w:rPr>
+              <w:rFonts w:ascii="Calibri" w:hAnsi="Calibri" w:cs="Calibri"/>
+              <w:i/>
+              <w:iCs/>
+              <w:color w:val="767171" w:themeColor="background2" w:themeShade="80"/>
+              <w:sz w:val="22"/>
+              <w:szCs w:val="22"/>
+              <w:lang w:val="es-BO"/>
+              <w14:shadow w14:blurRad="0" w14:dist="17957" w14:dir="2700000" w14:sx="100000" w14:sy="100000" w14:kx="0" w14:ky="0" w14:algn="b">
+                <w14:srgbClr w14:val="000000"/>
+              </w14:shadow>
+            </w:rPr>
+            <w:t>d.</w:t>
+          </w:r>
+          <w:r>
+            <w:rPr>
+              <w:rFonts w:ascii="Calibri" w:hAnsi="Calibri" w:cs="Calibri"/>
+              <w:i/>
+              <w:iCs/>
+              <w:color w:val="767171" w:themeColor="background2" w:themeShade="80"/>
+              <w:sz w:val="22"/>
+              <w:szCs w:val="22"/>
+              <w:lang w:val="es-BO"/>
+              <w14:shadow w14:blurRad="0" w14:dist="17957" w14:dir="2700000" w14:sx="100000" w14:sy="100000" w14:kx="0" w14:ky="0" w14:algn="b">
+                <w14:srgbClr w14:val="000000"/>
+              </w14:shadow>
+            </w:rPr>
+            <w:t>pago</w:t>
+          </w:r>
+          <w:proofErr w:type="gramEnd"/>
+          <w:r>
+            <w:rPr>
+              <w:rFonts w:ascii="Calibri" w:hAnsi="Calibri" w:cs="Calibri"/>
+              <w:i/>
+              <w:iCs/>
+              <w:color w:val="767171" w:themeColor="background2" w:themeShade="80"/>
+              <w:sz w:val="22"/>
+              <w:szCs w:val="22"/>
+              <w:lang w:val="es-BO"/>
+              <w14:shadow w14:blurRad="0" w14:dist="17957" w14:dir="2700000" w14:sx="100000" w14:sy="100000" w14:kx="0" w14:ky="0" w14:algn="b">
+                <w14:srgbClr w14:val="000000"/>
+              </w14:shadow>
+            </w:rPr>
+            <w:t>.</w:t>
+          </w:r>
+          <w:r>
+            <w:rPr>
+              <w:rFonts w:ascii="Calibri" w:hAnsi="Calibri" w:cs="Calibri"/>
+              <w:i/>
+              <w:iCs/>
+              <w:color w:val="767171" w:themeColor="background2" w:themeShade="80"/>
+              <w:sz w:val="22"/>
+              <w:szCs w:val="22"/>
+              <w:lang w:val="es-BO"/>
+              <w14:shadow w14:blurRad="0" w14:dist="17957" w14:dir="2700000" w14:sx="100000" w14:sy="100000" w14:kx="0" w14:ky="0" w14:algn="b">
+                <w14:srgbClr w14:val="000000"/>
+              </w14:shadow>
+            </w:rPr>
+            <w:t>numero_recibo</w:t>
           </w:r>
           <w:proofErr w:type="spellEnd"/>
           <w:r>
             <w:rPr>
               <w:rFonts w:ascii="Calibri" w:hAnsi="Calibri" w:cs="Calibri"/>
-              <w:color w:val="006650"/>
+              <w:i/>
+              <w:iCs/>
+              <w:color w:val="767171" w:themeColor="background2" w:themeShade="80"/>
               <w:sz w:val="22"/>
               <w:szCs w:val="22"/>
               <w:lang w:val="es-BO"/>
@@ -1504,6 +1885,46 @@
           </w:pict>
         </mc:Fallback>
       </mc:AlternateContent>
+    </w:r>
+  </w:p>
+</w:hdr>
+</file>
+
+<file path=word/header3.xml><?xml version="1.0" encoding="utf-8"?>
+<w:hdr xmlns:wpc="http://schemas.microsoft.com/office/word/2010/wordprocessingCanvas" xmlns:cx="http://schemas.microsoft.com/office/drawing/2014/chartex" xmlns:cx1="http://schemas.microsoft.com/office/drawing/2015/9/8/chartex" xmlns:cx2="http://schemas.microsoft.com/office/drawing/2015/10/21/chartex" xmlns:cx3="http://schemas.microsoft.com/office/drawing/2016/5/9/chartex" xmlns:cx4="http://schemas.microsoft.com/office/drawing/2016/5/10/chartex" xmlns:cx5="http://schemas.microsoft.com/office/drawing/2016/5/11/chartex" xmlns:cx6="http://schemas.microsoft.com/office/drawing/2016/5/12/chartex" xmlns:cx7="http://schemas.microsoft.com/office/drawing/2016/5/13/chartex" xmlns:cx8="http://schemas.microsoft.com/office/drawing/2016/5/14/chartex" xmlns:mc="http://schemas.openxmlformats.org/markup-compatibility/2006" xmlns:aink="http://schemas.microsoft.com/office/drawing/2016/ink" xmlns:am3d="http://schemas.microsoft.com/office/drawing/2017/model3d" xmlns:o="urn:schemas-microsoft-com:office:office" xmlns:oel="http://schemas.microsoft.com/office/2019/extlst" xmlns:r="http://schemas.openxmlformats.org/officeDocument/2006/relationships" xmlns:m="http://schemas.openxmlformats.org/officeDocument/2006/math" xmlns:v="urn:schemas-microsoft-com:vml" xmlns:wp14="http://schemas.microsoft.com/office/word/2010/wordprocessingDrawing" xmlns:wp="http://schemas.openxmlformats.org/drawingml/2006/wordprocessingDrawing" xmlns:w10="urn:schemas-microsoft-com:office:word" xmlns:w="http://schemas.openxmlformats.org/wordprocessingml/2006/main" xmlns:w14="http://schemas.microsoft.com/office/word/2010/wordml" xmlns:w15="http://schemas.microsoft.com/office/word/2012/wordml" xmlns:w16cex="http://schemas.microsoft.com/office/word/2018/wordml/cex" xmlns:w16cid="http://schemas.microsoft.com/office/word/2016/wordml/cid" xmlns:w16="http://schemas.microsoft.com/office/word/2018/wordml" xmlns:w16du="http://schemas.microsoft.com/office/word/2023/wordml/word16du" xmlns:w16sdtdh="http://schemas.microsoft.com/office/word/2020/wordml/sdtdatahash" xmlns:w16sdtfl="http://schemas.microsoft.com/office/word/2024/wordml/sdtformatlock" xmlns:w16se="http://schemas.microsoft.com/office/word/2015/wordml/symex" xmlns:wpg="http://schemas.microsoft.com/office/word/2010/wordprocessingGroup" xmlns:wpi="http://schemas.microsoft.com/office/word/2010/wordprocessingInk" xmlns:wne="http://schemas.microsoft.com/office/word/2006/wordml" xmlns:wps="http://schemas.microsoft.com/office/word/2010/wordprocessingShape" mc:Ignorable="w14 w15 w16se w16cid w16 w16cex w16sdtdh w16sdtfl w16du wp14">
+  <w:p>
+    <w:pPr>
+      <w:pStyle w:val="Encabezado"/>
+    </w:pPr>
+    <w:r>
+      <w:rPr>
+        <w:noProof/>
+      </w:rPr>
+      <w:pict w14:anchorId="39348B43">
+        <v:shapetype id="_x0000_t75" coordsize="21600,21600" o:spt="75" o:preferrelative="t" path="m@4@5l@4@11@9@11@9@5xe" filled="f" stroked="f">
+          <v:stroke joinstyle="miter"/>
+          <v:formulas>
+            <v:f eqn="if lineDrawn pixelLineWidth 0"/>
+            <v:f eqn="sum @0 1 0"/>
+            <v:f eqn="sum 0 0 @1"/>
+            <v:f eqn="prod @2 1 2"/>
+            <v:f eqn="prod @3 21600 pixelWidth"/>
+            <v:f eqn="prod @3 21600 pixelHeight"/>
+            <v:f eqn="sum @0 0 1"/>
+            <v:f eqn="prod @6 1 2"/>
+            <v:f eqn="prod @7 21600 pixelWidth"/>
+            <v:f eqn="sum @8 21600 0"/>
+            <v:f eqn="prod @7 21600 pixelHeight"/>
+            <v:f eqn="sum @10 21600 0"/>
+          </v:formulas>
+          <v:path o:extrusionok="f" gradientshapeok="t" o:connecttype="rect"/>
+          <o:lock v:ext="edit" aspectratio="t"/>
+        </v:shapetype>
+        <v:shape id="WordPictureWatermark25740406" o:spid="_x0000_s1031" type="#_x0000_t75" style="position:absolute;margin-left:0;margin-top:0;width:594.85pt;height:597.35pt;z-index:-251653120;mso-position-horizontal:center;mso-position-horizontal-relative:margin;mso-position-vertical:center;mso-position-vertical-relative:margin" o:allowincell="f">
+          <v:imagedata r:id="rId1" o:title="circle-cbes02" gain="19661f" blacklevel="22938f"/>
+          <w10:wrap anchorx="margin" anchory="margin"/>
+        </v:shape>
+      </w:pict>
     </w:r>
   </w:p>
 </w:hdr>
